--- a/template/report 2/report.docx
+++ b/template/report 2/report.docx
@@ -239,7 +239,7 @@
               <a:graphicData uri="http://schemas.openxmlformats.org/drawingml/2006/picture">
                 <pic:pic>
                   <pic:nvPicPr>
-                    <pic:cNvPr descr="image/1.png" id="25" name="Picture"/>
+                    <pic:cNvPr descr="image2/1.png" id="25" name="Picture"/>
                     <pic:cNvPicPr>
                       <a:picLocks noChangeArrowheads="1" noChangeAspect="1"/>
                     </pic:cNvPicPr>
@@ -302,7 +302,7 @@
               <a:graphicData uri="http://schemas.openxmlformats.org/drawingml/2006/picture">
                 <pic:pic>
                   <pic:nvPicPr>
-                    <pic:cNvPr descr="image/2.png" id="28" name="Picture"/>
+                    <pic:cNvPr descr="image2/2.png" id="28" name="Picture"/>
                     <pic:cNvPicPr>
                       <a:picLocks noChangeArrowheads="1" noChangeAspect="1"/>
                     </pic:cNvPicPr>
@@ -365,7 +365,7 @@
               <a:graphicData uri="http://schemas.openxmlformats.org/drawingml/2006/picture">
                 <pic:pic>
                   <pic:nvPicPr>
-                    <pic:cNvPr descr="image/3.png" id="31" name="Picture"/>
+                    <pic:cNvPr descr="image2/3.png" id="31" name="Picture"/>
                     <pic:cNvPicPr>
                       <a:picLocks noChangeArrowheads="1" noChangeAspect="1"/>
                     </pic:cNvPicPr>
@@ -428,7 +428,7 @@
               <a:graphicData uri="http://schemas.openxmlformats.org/drawingml/2006/picture">
                 <pic:pic>
                   <pic:nvPicPr>
-                    <pic:cNvPr descr="image/4.png" id="34" name="Picture"/>
+                    <pic:cNvPr descr="image2/4.png" id="34" name="Picture"/>
                     <pic:cNvPicPr>
                       <a:picLocks noChangeArrowheads="1" noChangeAspect="1"/>
                     </pic:cNvPicPr>
@@ -491,7 +491,7 @@
               <a:graphicData uri="http://schemas.openxmlformats.org/drawingml/2006/picture">
                 <pic:pic>
                   <pic:nvPicPr>
-                    <pic:cNvPr descr="image/5.png" id="37" name="Picture"/>
+                    <pic:cNvPr descr="image2/5.png" id="37" name="Picture"/>
                     <pic:cNvPicPr>
                       <a:picLocks noChangeArrowheads="1" noChangeAspect="1"/>
                     </pic:cNvPicPr>
@@ -554,7 +554,7 @@
               <a:graphicData uri="http://schemas.openxmlformats.org/drawingml/2006/picture">
                 <pic:pic>
                   <pic:nvPicPr>
-                    <pic:cNvPr descr="image/6.png" id="40" name="Picture"/>
+                    <pic:cNvPr descr="image2/6.png" id="40" name="Picture"/>
                     <pic:cNvPicPr>
                       <a:picLocks noChangeArrowheads="1" noChangeAspect="1"/>
                     </pic:cNvPicPr>
@@ -631,7 +631,7 @@
               <a:graphicData uri="http://schemas.openxmlformats.org/drawingml/2006/picture">
                 <pic:pic>
                   <pic:nvPicPr>
-                    <pic:cNvPr descr="image/7.png" id="43" name="Picture"/>
+                    <pic:cNvPr descr="image2/7.png" id="43" name="Picture"/>
                     <pic:cNvPicPr>
                       <a:picLocks noChangeArrowheads="1" noChangeAspect="1"/>
                     </pic:cNvPicPr>
@@ -686,7 +686,7 @@
               <a:graphicData uri="http://schemas.openxmlformats.org/drawingml/2006/picture">
                 <pic:pic>
                   <pic:nvPicPr>
-                    <pic:cNvPr descr="image/8.png" id="46" name="Picture"/>
+                    <pic:cNvPr descr="image2/8.png" id="46" name="Picture"/>
                     <pic:cNvPicPr>
                       <a:picLocks noChangeArrowheads="1" noChangeAspect="1"/>
                     </pic:cNvPicPr>
@@ -793,7 +793,7 @@
               <a:graphicData uri="http://schemas.openxmlformats.org/drawingml/2006/picture">
                 <pic:pic>
                   <pic:nvPicPr>
-                    <pic:cNvPr descr="image/9.png" id="49" name="Picture"/>
+                    <pic:cNvPr descr="image2/9.png" id="49" name="Picture"/>
                     <pic:cNvPicPr>
                       <a:picLocks noChangeArrowheads="1" noChangeAspect="1"/>
                     </pic:cNvPicPr>
@@ -862,7 +862,7 @@
               <a:graphicData uri="http://schemas.openxmlformats.org/drawingml/2006/picture">
                 <pic:pic>
                   <pic:nvPicPr>
-                    <pic:cNvPr descr="image/10.png" id="52" name="Picture"/>
+                    <pic:cNvPr descr="image2/10.png" id="52" name="Picture"/>
                     <pic:cNvPicPr>
                       <a:picLocks noChangeArrowheads="1" noChangeAspect="1"/>
                     </pic:cNvPicPr>
@@ -931,7 +931,7 @@
               <a:graphicData uri="http://schemas.openxmlformats.org/drawingml/2006/picture">
                 <pic:pic>
                   <pic:nvPicPr>
-                    <pic:cNvPr descr="image/11.png" id="55" name="Picture"/>
+                    <pic:cNvPr descr="image2/11.png" id="55" name="Picture"/>
                     <pic:cNvPicPr>
                       <a:picLocks noChangeArrowheads="1" noChangeAspect="1"/>
                     </pic:cNvPicPr>
@@ -986,7 +986,7 @@
               <a:graphicData uri="http://schemas.openxmlformats.org/drawingml/2006/picture">
                 <pic:pic>
                   <pic:nvPicPr>
-                    <pic:cNvPr descr="image/12.png" id="58" name="Picture"/>
+                    <pic:cNvPr descr="image2/12.png" id="58" name="Picture"/>
                     <pic:cNvPicPr>
                       <a:picLocks noChangeArrowheads="1" noChangeAspect="1"/>
                     </pic:cNvPicPr>
@@ -1049,7 +1049,7 @@
               <a:graphicData uri="http://schemas.openxmlformats.org/drawingml/2006/picture">
                 <pic:pic>
                   <pic:nvPicPr>
-                    <pic:cNvPr descr="image/13.png" id="61" name="Picture"/>
+                    <pic:cNvPr descr="image2/13.png" id="61" name="Picture"/>
                     <pic:cNvPicPr>
                       <a:picLocks noChangeArrowheads="1" noChangeAspect="1"/>
                     </pic:cNvPicPr>
@@ -1112,7 +1112,7 @@
               <a:graphicData uri="http://schemas.openxmlformats.org/drawingml/2006/picture">
                 <pic:pic>
                   <pic:nvPicPr>
-                    <pic:cNvPr descr="image/14.png" id="64" name="Picture"/>
+                    <pic:cNvPr descr="image2/14.png" id="64" name="Picture"/>
                     <pic:cNvPicPr>
                       <a:picLocks noChangeArrowheads="1" noChangeAspect="1"/>
                     </pic:cNvPicPr>
@@ -1175,7 +1175,7 @@
               <a:graphicData uri="http://schemas.openxmlformats.org/drawingml/2006/picture">
                 <pic:pic>
                   <pic:nvPicPr>
-                    <pic:cNvPr descr="image/15.png" id="67" name="Picture"/>
+                    <pic:cNvPr descr="image2/15.png" id="67" name="Picture"/>
                     <pic:cNvPicPr>
                       <a:picLocks noChangeArrowheads="1" noChangeAspect="1"/>
                     </pic:cNvPicPr>
@@ -1238,7 +1238,7 @@
               <a:graphicData uri="http://schemas.openxmlformats.org/drawingml/2006/picture">
                 <pic:pic>
                   <pic:nvPicPr>
-                    <pic:cNvPr descr="image/16.png" id="70" name="Picture"/>
+                    <pic:cNvPr descr="image2/16.png" id="70" name="Picture"/>
                     <pic:cNvPicPr>
                       <a:picLocks noChangeArrowheads="1" noChangeAspect="1"/>
                     </pic:cNvPicPr>
@@ -1301,7 +1301,7 @@
               <a:graphicData uri="http://schemas.openxmlformats.org/drawingml/2006/picture">
                 <pic:pic>
                   <pic:nvPicPr>
-                    <pic:cNvPr descr="image/17.png" id="73" name="Picture"/>
+                    <pic:cNvPr descr="image2/17.png" id="73" name="Picture"/>
                     <pic:cNvPicPr>
                       <a:picLocks noChangeArrowheads="1" noChangeAspect="1"/>
                     </pic:cNvPicPr>
@@ -1356,7 +1356,7 @@
               <a:graphicData uri="http://schemas.openxmlformats.org/drawingml/2006/picture">
                 <pic:pic>
                   <pic:nvPicPr>
-                    <pic:cNvPr descr="image/18.png" id="76" name="Picture"/>
+                    <pic:cNvPr descr="image2/18.png" id="76" name="Picture"/>
                     <pic:cNvPicPr>
                       <a:picLocks noChangeArrowheads="1" noChangeAspect="1"/>
                     </pic:cNvPicPr>
@@ -1467,7 +1467,7 @@
               <a:graphicData uri="http://schemas.openxmlformats.org/drawingml/2006/picture">
                 <pic:pic>
                   <pic:nvPicPr>
-                    <pic:cNvPr descr="image/19.png" id="79" name="Picture"/>
+                    <pic:cNvPr descr="image2/19.png" id="79" name="Picture"/>
                     <pic:cNvPicPr>
                       <a:picLocks noChangeArrowheads="1" noChangeAspect="1"/>
                     </pic:cNvPicPr>
@@ -1522,7 +1522,7 @@
               <a:graphicData uri="http://schemas.openxmlformats.org/drawingml/2006/picture">
                 <pic:pic>
                   <pic:nvPicPr>
-                    <pic:cNvPr descr="image/20.png" id="82" name="Picture"/>
+                    <pic:cNvPr descr="image2/20.png" id="82" name="Picture"/>
                     <pic:cNvPicPr>
                       <a:picLocks noChangeArrowheads="1" noChangeAspect="1"/>
                     </pic:cNvPicPr>
@@ -1585,7 +1585,7 @@
               <a:graphicData uri="http://schemas.openxmlformats.org/drawingml/2006/picture">
                 <pic:pic>
                   <pic:nvPicPr>
-                    <pic:cNvPr descr="image/21.png" id="85" name="Picture"/>
+                    <pic:cNvPr descr="image2/21.png" id="85" name="Picture"/>
                     <pic:cNvPicPr>
                       <a:picLocks noChangeArrowheads="1" noChangeAspect="1"/>
                     </pic:cNvPicPr>
@@ -1648,7 +1648,7 @@
               <a:graphicData uri="http://schemas.openxmlformats.org/drawingml/2006/picture">
                 <pic:pic>
                   <pic:nvPicPr>
-                    <pic:cNvPr descr="image/22.png" id="88" name="Picture"/>
+                    <pic:cNvPr descr="image2/22.png" id="88" name="Picture"/>
                     <pic:cNvPicPr>
                       <a:picLocks noChangeArrowheads="1" noChangeAspect="1"/>
                     </pic:cNvPicPr>
@@ -1711,7 +1711,7 @@
               <a:graphicData uri="http://schemas.openxmlformats.org/drawingml/2006/picture">
                 <pic:pic>
                   <pic:nvPicPr>
-                    <pic:cNvPr descr="image/23.png" id="91" name="Picture"/>
+                    <pic:cNvPr descr="image2/23.png" id="91" name="Picture"/>
                     <pic:cNvPicPr>
                       <a:picLocks noChangeArrowheads="1" noChangeAspect="1"/>
                     </pic:cNvPicPr>
@@ -1886,7 +1886,7 @@
               <a:graphicData uri="http://schemas.openxmlformats.org/drawingml/2006/picture">
                 <pic:pic>
                   <pic:nvPicPr>
-                    <pic:cNvPr descr="image/24.png" id="94" name="Picture"/>
+                    <pic:cNvPr descr="image2/24.png" id="94" name="Picture"/>
                     <pic:cNvPicPr>
                       <a:picLocks noChangeArrowheads="1" noChangeAspect="1"/>
                     </pic:cNvPicPr>
